--- a/gitandgithub.docx
+++ b/gitandgithub.docx
@@ -3,6 +3,13 @@
 <w:document xmlns:wpc="http://schemas.microsoft.com/office/word/2010/wordprocessingCanvas" xmlns:cx="http://schemas.microsoft.com/office/drawing/2014/chartex" xmlns:mc="http://schemas.openxmlformats.org/markup-compatibility/2006" xmlns:o="urn:schemas-microsoft-com:office:office" xmlns:r="http://schemas.openxmlformats.org/officeDocument/2006/relationships" xmlns:m="http://schemas.openxmlformats.org/officeDocument/2006/math" xmlns:v="urn:schemas-microsoft-com:vml" xmlns:wp14="http://schemas.microsoft.com/office/word/2010/wordprocessingDrawing" xmlns:wp="http://schemas.openxmlformats.org/drawingml/2006/wordprocessingDrawing" xmlns:w10="urn:schemas-microsoft-com:office:word" xmlns:w="http://schemas.openxmlformats.org/wordprocessingml/2006/main" xmlns:w14="http://schemas.microsoft.com/office/word/2010/wordml" xmlns:w15="http://schemas.microsoft.com/office/word/2012/wordml" xmlns:w16se="http://schemas.microsoft.com/office/word/2015/wordml/symex" xmlns:wpg="http://schemas.microsoft.com/office/word/2010/wordprocessingGroup" xmlns:wpi="http://schemas.microsoft.com/office/word/2010/wordprocessingInk" xmlns:wne="http://schemas.microsoft.com/office/word/2006/wordml" xmlns:wps="http://schemas.microsoft.com/office/word/2010/wordprocessingShape" mc:Ignorable="w14 w15 w16se wp14">
   <w:body>
     <w:p>
+      <w:pPr>
+        <w:rPr>
+          <w:b/>
+          <w:sz w:val="32"/>
+          <w:u w:val="single"/>
+        </w:rPr>
+      </w:pPr>
       <w:r>
         <w:rPr>
           <w:b/>
@@ -11,9 +18,10 @@
         </w:rPr>
         <w:t>DIFFERENCE BETWEEN DIFFERENT DIFFS</w:t>
       </w:r>
-      <w:bookmarkStart w:id="0" w:name="_GoBack"/>
-      <w:bookmarkEnd w:id="0"/>
       <w:r>
+        <w:rPr>
+          <w:noProof/>
+        </w:rPr>
         <w:drawing>
           <wp:inline distT="0" distB="0" distL="0" distR="0" wp14:anchorId="007AC824" wp14:editId="1BB91A0C">
             <wp:extent cx="5943600" cy="1957705"/>
@@ -50,6 +58,162 @@
                         <a14:shadowObscured xmlns:a14="http://schemas.microsoft.com/office/drawing/2010/main"/>
                       </a:ext>
                     </a:extLst>
+                  </pic:spPr>
+                </pic:pic>
+              </a:graphicData>
+            </a:graphic>
+          </wp:inline>
+        </w:drawing>
+      </w:r>
+    </w:p>
+    <w:p>
+      <w:pPr>
+        <w:rPr>
+          <w:b/>
+          <w:sz w:val="32"/>
+          <w:u w:val="single"/>
+        </w:rPr>
+      </w:pPr>
+      <w:r>
+        <w:rPr>
+          <w:b/>
+          <w:sz w:val="32"/>
+          <w:u w:val="single"/>
+        </w:rPr>
+        <w:t>GIT RESTORE AND GIT RESTORE –STAGED</w:t>
+      </w:r>
+    </w:p>
+    <w:p>
+      <w:r>
+        <w:drawing>
+          <wp:inline distT="0" distB="0" distL="0" distR="0" wp14:anchorId="28083F61" wp14:editId="6859BD32">
+            <wp:extent cx="5943600" cy="3447415"/>
+            <wp:effectExtent l="0" t="0" r="0" b="635"/>
+            <wp:docPr id="2" name="Picture 2"/>
+            <wp:cNvGraphicFramePr>
+              <a:graphicFrameLocks xmlns:a="http://schemas.openxmlformats.org/drawingml/2006/main" noChangeAspect="1"/>
+            </wp:cNvGraphicFramePr>
+            <a:graphic xmlns:a="http://schemas.openxmlformats.org/drawingml/2006/main">
+              <a:graphicData uri="http://schemas.openxmlformats.org/drawingml/2006/picture">
+                <pic:pic xmlns:pic="http://schemas.openxmlformats.org/drawingml/2006/picture">
+                  <pic:nvPicPr>
+                    <pic:cNvPr id="1" name=""/>
+                    <pic:cNvPicPr/>
+                  </pic:nvPicPr>
+                  <pic:blipFill>
+                    <a:blip r:embed="rId5"/>
+                    <a:stretch>
+                      <a:fillRect/>
+                    </a:stretch>
+                  </pic:blipFill>
+                  <pic:spPr>
+                    <a:xfrm>
+                      <a:off x="0" y="0"/>
+                      <a:ext cx="5943600" cy="3447415"/>
+                    </a:xfrm>
+                    <a:prstGeom prst="rect">
+                      <a:avLst/>
+                    </a:prstGeom>
+                  </pic:spPr>
+                </pic:pic>
+              </a:graphicData>
+            </a:graphic>
+          </wp:inline>
+        </w:drawing>
+      </w:r>
+    </w:p>
+    <w:p>
+      <w:r>
+        <w:lastRenderedPageBreak/>
+        <w:drawing>
+          <wp:inline distT="0" distB="0" distL="0" distR="0" wp14:anchorId="2B682DF8" wp14:editId="0B3DA62C">
+            <wp:extent cx="5943600" cy="4420870"/>
+            <wp:effectExtent l="0" t="0" r="0" b="0"/>
+            <wp:docPr id="3" name="Picture 3"/>
+            <wp:cNvGraphicFramePr>
+              <a:graphicFrameLocks xmlns:a="http://schemas.openxmlformats.org/drawingml/2006/main" noChangeAspect="1"/>
+            </wp:cNvGraphicFramePr>
+            <a:graphic xmlns:a="http://schemas.openxmlformats.org/drawingml/2006/main">
+              <a:graphicData uri="http://schemas.openxmlformats.org/drawingml/2006/picture">
+                <pic:pic xmlns:pic="http://schemas.openxmlformats.org/drawingml/2006/picture">
+                  <pic:nvPicPr>
+                    <pic:cNvPr id="1" name=""/>
+                    <pic:cNvPicPr/>
+                  </pic:nvPicPr>
+                  <pic:blipFill>
+                    <a:blip r:embed="rId6"/>
+                    <a:stretch>
+                      <a:fillRect/>
+                    </a:stretch>
+                  </pic:blipFill>
+                  <pic:spPr>
+                    <a:xfrm>
+                      <a:off x="0" y="0"/>
+                      <a:ext cx="5943600" cy="4420870"/>
+                    </a:xfrm>
+                    <a:prstGeom prst="rect">
+                      <a:avLst/>
+                    </a:prstGeom>
+                  </pic:spPr>
+                </pic:pic>
+              </a:graphicData>
+            </a:graphic>
+          </wp:inline>
+        </w:drawing>
+      </w:r>
+    </w:p>
+    <w:p>
+      <w:bookmarkStart w:id="0" w:name="_GoBack"/>
+      <w:bookmarkEnd w:id="0"/>
+    </w:p>
+    <w:p>
+      <w:pPr>
+        <w:rPr>
+          <w:b/>
+          <w:sz w:val="32"/>
+          <w:u w:val="single"/>
+        </w:rPr>
+      </w:pPr>
+      <w:r>
+        <w:rPr>
+          <w:b/>
+          <w:sz w:val="32"/>
+          <w:u w:val="single"/>
+        </w:rPr>
+        <w:t>DIFFERENCE BETWEEN RM AND –CACHED RM</w:t>
+      </w:r>
+    </w:p>
+    <w:p>
+      <w:r>
+        <w:drawing>
+          <wp:inline distT="0" distB="0" distL="0" distR="0" wp14:anchorId="5FA47660" wp14:editId="4BC558D3">
+            <wp:extent cx="5943600" cy="1542415"/>
+            <wp:effectExtent l="0" t="0" r="0" b="635"/>
+            <wp:docPr id="4" name="Picture 4"/>
+            <wp:cNvGraphicFramePr>
+              <a:graphicFrameLocks xmlns:a="http://schemas.openxmlformats.org/drawingml/2006/main" noChangeAspect="1"/>
+            </wp:cNvGraphicFramePr>
+            <a:graphic xmlns:a="http://schemas.openxmlformats.org/drawingml/2006/main">
+              <a:graphicData uri="http://schemas.openxmlformats.org/drawingml/2006/picture">
+                <pic:pic xmlns:pic="http://schemas.openxmlformats.org/drawingml/2006/picture">
+                  <pic:nvPicPr>
+                    <pic:cNvPr id="1" name=""/>
+                    <pic:cNvPicPr/>
+                  </pic:nvPicPr>
+                  <pic:blipFill>
+                    <a:blip r:embed="rId7"/>
+                    <a:stretch>
+                      <a:fillRect/>
+                    </a:stretch>
+                  </pic:blipFill>
+                  <pic:spPr>
+                    <a:xfrm>
+                      <a:off x="0" y="0"/>
+                      <a:ext cx="5943600" cy="1542415"/>
+                    </a:xfrm>
+                    <a:prstGeom prst="rect">
+                      <a:avLst/>
+                    </a:prstGeom>
                   </pic:spPr>
                 </pic:pic>
               </a:graphicData>
